--- a/resumes/ValentinNilolaev_PHP.docx
+++ b/resumes/ValentinNilolaev_PHP.docx
@@ -202,7 +202,7 @@
         <w:rPr>
           <w:rFonts w:ascii="Calibri" w:hAnsi="Calibri"/>
         </w:rPr>
-        <w:t>November 2023 - July 2026</w:t>
+        <w:t>November 2023 - August 2026</w:t>
       </w:r>
     </w:p>
     <w:p>
